--- a/az/discovery-articles/6.11 GPS — qlobal mövqetəyinetmə sistemi.docx
+++ b/az/discovery-articles/6.11 GPS — qlobal mövqetəyinetmə sistemi.docx
@@ -8,7 +8,7 @@
         <w:widowControl/>
       </w:pPr>
       <w:r>
-        <w:t>6.11 GPS — qlobal mövqetəyinetmə sistemi</w:t>
+        <w:t xml:space="preserve">6.11 GPS</w:t>
       </w:r>
     </w:p>
     <w:p>
@@ -20,7 +20,7 @@
         <w:rPr>
           <w:sz w:val="20"/>
         </w:rPr>
-        <w:t>6 Rəqəmsal texnologiyalar kosmos və rabitə</w:t>
+        <w:t xml:space="preserve">6. Rəqəmsal dünya, kosmos və rabitə</w:t>
       </w:r>
     </w:p>
     <w:p>
@@ -32,7 +32,7 @@
         <w:rPr>
           <w:sz w:val="20"/>
         </w:rPr>
-        <w:t>Dövr: 1973 (proqramın təsdiqi); 1978 (ilk sınaq peykinin buraxılması); 1995 (tam istismar hazırlığı) | Əsas iştirakçılar: ABŞ Müdafiə Nazirliyi; Rocer İston; Ayvan Gettinq; Bredford Parkinson</w:t>
+        <w:t xml:space="preserve">Dövr: 1973 (proqram təsdiqi); 1978 (ilk sınaq peyki); 1995 (tam işlək sistem) | Əsas iştirakçılar: ABŞ Müdafiə Nazirliyi; Rocer L. İston; Ayven Gettinq; Bredford Parkinson</w:t>
       </w:r>
     </w:p>
     <w:p>
@@ -40,7 +40,7 @@
         <w:widowControl/>
       </w:pPr>
       <w:r>
-        <w:t>GPS peykləri dəqiq vaxt və orbit məlumatı yayımlayır. Qəbuledici bir neçə siqnalı müqayisə edib mövqeyini hesablayır. Beləliklə, dəqiq naviqasiya telefon, avtomobil, gəmi və təyyarələr üçün əlçatan olur.</w:t>
+        <w:t xml:space="preserve">GPS peykləri dəqiq vaxt və orbit məlumatı yayır. Qəbuledici bir neçə siqnalı tutub yerini hesablayır. Beləliklə telefon, avtomobil, gəmi və təyyarə dəqiq naviqasiya alır.</w:t>
       </w:r>
     </w:p>
     <w:p>
@@ -49,7 +49,7 @@
         <w:widowControl/>
       </w:pPr>
       <w:r>
-        <w:t>Əsas məlumatlar</w:t>
+        <w:t xml:space="preserve">Əsas məlumatlar</w:t>
       </w:r>
     </w:p>
     <w:p>
@@ -58,7 +58,7 @@
         <w:widowControl/>
       </w:pPr>
       <w:r>
-        <w:t>ABŞ Müdafiə Nazirliyi 1970-ci illərdən NAVSTAR GPS proqramını inkişaf etdirdi.</w:t>
+        <w:t xml:space="preserve">ABŞ Müdafiə Nazirliyi NAVSTAR GPS-i 1970-ci illərdən qurdu.</w:t>
       </w:r>
     </w:p>
     <w:p>
@@ -67,7 +67,7 @@
         <w:widowControl/>
       </w:pPr>
       <w:r>
-        <w:t>Tam istismar hazırlığı 1995-ci ildə elan edildi.</w:t>
+        <w:t xml:space="preserve">Tam işlək vəziyyət 1995-ci ildə elan olundu.</w:t>
       </w:r>
     </w:p>
     <w:p>
@@ -76,7 +76,7 @@
         <w:widowControl/>
       </w:pPr>
       <w:r>
-        <w:t>Qəbuledici yeri hesablamaq üçün bir neçə peykdən siqnalın gəlmə vaxtını ölçür.</w:t>
+        <w:t xml:space="preserve">Qəbuledici bir neçə peykin siqnalının çatma vaxtı ilə yeri tapır.</w:t>
       </w:r>
     </w:p>
     <w:p>
@@ -85,7 +85,7 @@
         <w:widowControl/>
       </w:pPr>
       <w:r>
-        <w:t>Atom saatları və nisbilik düzəlişləri dəqiqliyi qoruyur.</w:t>
+        <w:t xml:space="preserve">Atom saatları və nisbilik düzəlişləri sistemi dəqiq saxlayır.</w:t>
       </w:r>
     </w:p>
     <w:p>
@@ -94,7 +94,7 @@
         <w:widowControl/>
       </w:pPr>
       <w:r>
-        <w:t>Başqa sistemlərə Rusiyanın QLONASS-ı, Avropanın Galileo-su və Çinin BeiDou-su daxildir.</w:t>
+        <w:t xml:space="preserve">Başqa sistemlər: Rusiyanın QLONASS-ı, Avropanın Galileo-su, Çinin BeiDou-su.</w:t>
       </w:r>
     </w:p>
     <w:p>
@@ -103,7 +103,7 @@
         <w:widowControl/>
       </w:pPr>
       <w:r>
-        <w:t>Bu nədir</w:t>
+        <w:t xml:space="preserve">Bu nədir</w:t>
       </w:r>
     </w:p>
     <w:p>
@@ -111,7 +111,7 @@
         <w:widowControl/>
       </w:pPr>
       <w:r>
-        <w:t>GPS ingiliscə Global Positioning System sözlərinin qısaltmasıdır və qlobal mövqetəyinetmə sistemi deməkdir. Bu sistemdə peyklər yerini və dəqiq vaxtı yayımlayır. Qəbuledici bir neçə peykdən gələn siqnalların nə qədər vaxtda çatdığını ölçür. Sonra həmin məsafələrlə trilaterasiya adlanan üsulla mövqeyini hesablayır. Qəbuledici əsasən dinləyir; sadə GPS işi üçün geriyə siqnal göndərmək tələb olunmur.</w:t>
+        <w:t xml:space="preserve">GPS yerini və dəqiq vaxtını yayımlayan peyk qrupudur. Qəbuledici bir neçə peykdən gələn siqnalın nə qədər gecikdiyini ölçür, o məsafələrlə mövqeyini hesablayır — trilaterasiya. Qəbuledici əsasən dinləyir; adi GPS geriyə siqnal göndərmir.</w:t>
       </w:r>
     </w:p>
     <w:p>
@@ -120,7 +120,7 @@
         <w:widowControl/>
       </w:pPr>
       <w:r>
-        <w:t>Kim kəşf edib və ya yaradıb</w:t>
+        <w:t xml:space="preserve">Kim yaradıb</w:t>
       </w:r>
     </w:p>
     <w:p>
@@ -128,7 +128,7 @@
         <w:widowControl/>
       </w:pPr>
       <w:r>
-        <w:t>ABŞ Müdafiə Nazirliyi əvvəlki peyk naviqasiyası və dəqiq vaxt tədqiqatlarını 1970-ci illərdə GPS proqramında birləşdirdi. Rocer İston, Ayvan Gettinq, Bredford Parkinson və böyük mühəndis qrupları əsas töhfələr verdilər. Mülki istifadəçilər əvvəl qəsdən azaldılmış dəqiqlik alırdılar. ABŞ «Selective Availability» — seçici əlçatanlıq — adlanan bu məhdudiyyəti 2000-ci ildə dayandırdı.</w:t>
+        <w:t xml:space="preserve">ABŞ Müdafiə Nazirliyi əvvəlki peyk naviqasiyasını və dəqiq vaxt işini 1970-ci illərdə GPS proqramında birləşdirdi. Rocer İston, Ayven Gettinq, Bredford Parkinson və böyük mühəndis qrupları əsas töhfə verdi. Mülki giriş əvvəl qəsdən azaldılmış dəqiqliklə idi. ABŞ o məhdudiyyəti — Seçmə əlçatanlığı — 2000-ci ildə götürdü.</w:t>
       </w:r>
     </w:p>
     <w:p>
@@ -137,7 +137,7 @@
         <w:widowControl/>
       </w:pPr>
       <w:r>
-        <w:t>Nə vaxt və necə yaranıb</w:t>
+        <w:t xml:space="preserve">Nə vaxt və necə yaranıb</w:t>
       </w:r>
     </w:p>
     <w:p>
@@ -145,7 +145,7 @@
         <w:widowControl/>
       </w:pPr>
       <w:r>
-        <w:t>Soyuq müharibə gəmilər, təyyarələr və silahlar üçün dəqiq naviqasiya ehtiyacı yaratdı. GPS proqramı 1973-cü ildə təsdiqləndi, ilk inkişaf-sınaq peyki 1978-ci ildə buraxıldı. Tam istismar hazırlığına 1995-ci ildə çatıldı. Kiçik qəbuledicilər və seçici əlçatanlığın ləğvi sonra GPS-in avtomobil və telefonlarda yayılmasına kömək etdi.</w:t>
+        <w:t xml:space="preserve">Soyuq müharibə gəmi, təyyarə və silah üçün dəqiq naviqasiya tələb edirdi. Proqram 1973-də təsdiqləndi, ilk sınaq peyki 1978-də çıxdı, tam iş 1995-də gəldi. Kiçik qəbuledicilər və Seçmə əlçatanlığın bitməsi GPS-i avtomobilə və telefona saldı.</w:t>
       </w:r>
     </w:p>
     <w:p>
@@ -154,7 +154,7 @@
         <w:widowControl/>
       </w:pPr>
       <w:r>
-        <w:t>Elm üçün əhəmiyyəti</w:t>
+        <w:t xml:space="preserve">Elm üçün əhəmiyyəti</w:t>
       </w:r>
     </w:p>
     <w:p>
@@ -162,7 +162,7 @@
         <w:widowControl/>
       </w:pPr>
       <w:r>
-        <w:t>GPS atom saatlarını, radio siqnallarını, orbit mexanikasını və Eynşteynin nisbiliyini birləşdirir. Hərəkət və cazibə peyk saatlarını Yerdəki saatlardan fərqli sürətlə işlədir. Mühəndislər bunu düzəldirlər; yoxsa mövqe səhvləri sürətlə böyüyərdi. Alimlər GPS-lə tektonik hərəkəti və atmosfer dəyişikliklərini də ölçürlər.</w:t>
+        <w:t xml:space="preserve">GPS atom saatını, radio siqnalını, orbit mexanikasını və Eynşteyn nisbiliyini birləşdirir. Hərəkət və cazibə peyk saatını Yerdəki saatdan fərqli işlədir. Mühəndislər bunu düzəltməsə, yer xətası tez böyüyər. Alimlər GPS-lə tektonik hərəkəti və atmosfer dəyişməsini də ölçür.</w:t>
       </w:r>
     </w:p>
     <w:p>
@@ -171,7 +171,7 @@
         <w:widowControl/>
       </w:pPr>
       <w:r>
-        <w:t>Sonrakı inkişafa təsiri</w:t>
+        <w:t xml:space="preserve">Sonrakı inkişafa təsiri</w:t>
       </w:r>
     </w:p>
     <w:p>
@@ -179,7 +179,7 @@
         <w:widowControl/>
       </w:pPr>
       <w:r>
-        <w:t>GPS rəqəmsal xəritələri, aviasiyanı, dəqiq əkinçiliyi, tikintini, maliyyəni və fövqəladə yardımı dəstəkləyir. Qlobal naviqasiya peyk sistemləri — ingiliscə GNSS — Galileo, QLONASS və BeiDou kimi sistemlərin ümumi adıdır. QLONASS da rus dilində qlobal naviqasiya peyk sistemi adının qısaltmasıdır. Asılılıq siqnalların qəsdən boğulmasını və saxta siqnalları ciddi riskə çevirib. Tədqiqatçılar daha dayanıqlı qəbuledicilər və ehtiyat vaxt sistemləri qururlar.</w:t>
+        <w:t xml:space="preserve">Telefon xəritəsi, kənd təsərrüfatı texnikası, xilasetmə və mülki aviasiya eyni siqnala bel bağlayır. Eyni koordinat izləmə və nəzarətə də xidmət edə bilər. Digər ölkələrin peyk sistemləri eyni ideyanı təkrarladı.</w:t>
       </w:r>
     </w:p>
     <w:p>
@@ -188,7 +188,7 @@
         <w:widowControl/>
       </w:pPr>
       <w:r>
-        <w:t>İnsan həyatını necə dəyişib</w:t>
+        <w:t xml:space="preserve">İnsan həyatını necə dəyişib</w:t>
       </w:r>
     </w:p>
     <w:p>
@@ -196,7 +196,7 @@
         <w:widowControl/>
       </w:pPr>
       <w:r>
-        <w:t>GPS insanlara yeni məkan duyğusuna bənzər imkan verdi. Bu, dəqiq vaxtlandırılmış bir neçə zəngi eşidib gecikmələrinə görə harada dayandığını tapmağa bənzəyir. Sürücülər tanımadıqları ünvanı tapır, fermerlər texnikanı yönəldir, xilasedicilər zəng edəni müəyyənləşdirirlər. Eyni yer məlumatı izləmə və nəzarət üçün də işlədilə bilər.</w:t>
+        <w:t xml:space="preserve">İnsanlar yerini yeni bir hiss kimi tanıdı. Bunu bir neçə dəqiq zəngin gecikməsinə qulaq asıb harada dayandığını tapmaq kimi düşünmək olar. Sürücü tanımadığı ünvanı tapır, fermer texnikanı yönəldir, xilasedici zəng edəni yerləşdirir. Eyni məlumat izləməyə də aça bilər.</w:t>
       </w:r>
     </w:p>
     <w:p>
@@ -217,7 +217,7 @@
         <w:rPr>
           <w:sz w:val="20"/>
         </w:rPr>
-        <w:t>C Qurumların materialları və ensiklopedik mənbələr</w:t>
+        <w:t>Qurumların materialları və ensiklopedik mənbələr</w:t>
       </w:r>
     </w:p>
     <w:p>
@@ -301,7 +301,7 @@
         <w:rPr>
           <w:sz w:val="20"/>
         </w:rPr>
-        <w:t>G Kosmik təşkilatlar</w:t>
+        <w:t>Kosmik təşkilatlar</w:t>
       </w:r>
     </w:p>
     <w:p>
